--- a/Профиль для ИИ агента - ВКР и ДП по ГОСТ.docx
+++ b/Профиль для ИИ агента - ВКР и ДП по ГОСТ.docx
@@ -20,7 +20,7 @@
         <w:jc w:val="center"/>
         <w:outlineLvl w:val="0"/>
       </w:pPr>
-      <w:bookmarkStart w:id="0" w:name="_Toc224746260"/>
+      <w:bookmarkStart w:id="0" w:name="_Toc224746448"/>
       <w:r>
         <w:rPr>
           <w:b/>
@@ -66,7 +66,7 @@
         <w:rPr>
           <w:b/>
         </w:rPr>
-        <w:t>Тема работы: [вписать точную тему]</w:t>
+        <w:t>Тема работы: [ТЕМА РАБОТЫ]</w:t>
       </w:r>
     </w:p>
     <w:p>
@@ -75,7 +75,7 @@
         <w:jc w:val="left"/>
       </w:pPr>
       <w:r>
-        <w:t>Тип работы: [ВКР / курсовая работа / дипломный проект / пояснительная записка]</w:t>
+        <w:t>Тип работы: [ВКР / ДИПЛОМНЫЙ ПРОЕКТ / ПОЯСНИТЕЛЬНАЯ ЗАПИСКА]</w:t>
       </w:r>
     </w:p>
     <w:p>
@@ -84,7 +84,7 @@
         <w:jc w:val="left"/>
       </w:pPr>
       <w:r>
-        <w:t>Образовательная организация: [вписать название]</w:t>
+        <w:t>Образовательная организация: [НАЗВАНИЕ ВУЗА / КОЛЛЕДЖА]</w:t>
       </w:r>
     </w:p>
     <w:p>
@@ -93,7 +93,7 @@
         <w:jc w:val="left"/>
       </w:pPr>
       <w:r>
-        <w:t>Кафедра / отделение: [вписать]</w:t>
+        <w:t>Институт / факультет: [ИНСТИТУТ / ФАКУЛЬТЕТ]</w:t>
       </w:r>
     </w:p>
     <w:p>
@@ -102,7 +102,7 @@
         <w:jc w:val="left"/>
       </w:pPr>
       <w:r>
-        <w:t>Автор: [ФИО]</w:t>
+        <w:t>Кафедра / отделение: [КАФЕДРА / ОТДЕЛЕНИЕ]</w:t>
       </w:r>
     </w:p>
     <w:p>
@@ -111,7 +111,7 @@
         <w:jc w:val="left"/>
       </w:pPr>
       <w:r>
-        <w:t>Руководитель: [ФИО]</w:t>
+        <w:t>Автор: [ФИО АВТОРА]</w:t>
       </w:r>
     </w:p>
     <w:p>
@@ -120,7 +120,7 @@
         <w:jc w:val="left"/>
       </w:pPr>
       <w:r>
-        <w:t>Группа: [номер группы]</w:t>
+        <w:t>Руководитель: [ФИО РУКОВОДИТЕЛЯ]</w:t>
       </w:r>
     </w:p>
     <w:p>
@@ -129,7 +129,25 @@
         <w:jc w:val="left"/>
       </w:pPr>
       <w:r>
-        <w:t>Год: [год оформления]</w:t>
+        <w:t>Группа: [ГРУППА]</w:t>
+      </w:r>
+    </w:p>
+    <w:p>
+      <w:pPr>
+        <w:pStyle w:val="a5"/>
+        <w:jc w:val="left"/>
+      </w:pPr>
+      <w:r>
+        <w:t>Город: [ГОРОД]</w:t>
+      </w:r>
+    </w:p>
+    <w:p>
+      <w:pPr>
+        <w:pStyle w:val="a5"/>
+        <w:jc w:val="left"/>
+      </w:pPr>
+      <w:r>
+        <w:t>Год: [ГОД]</w:t>
       </w:r>
     </w:p>
     <w:p>
@@ -143,7 +161,7 @@
         <w:jc w:val="center"/>
         <w:outlineLvl w:val="0"/>
       </w:pPr>
-      <w:bookmarkStart w:id="1" w:name="_Toc224746261"/>
+      <w:bookmarkStart w:id="1" w:name="_Toc224746449"/>
       <w:r>
         <w:rPr>
           <w:b/>
@@ -178,7 +196,7 @@
       <w:r>
         <w:fldChar w:fldCharType="separate"/>
       </w:r>
-      <w:hyperlink w:anchor="_Toc224746260" w:history="1">
+      <w:hyperlink w:anchor="_Toc224746448" w:history="1">
         <w:r>
           <w:rPr>
             <w:rStyle w:val="ab"/>
@@ -207,7 +225,7 @@
             <w:noProof/>
             <w:webHidden/>
           </w:rPr>
-          <w:instrText xml:space="preserve"> PAGEREF _Toc224746260 \h </w:instrText>
+          <w:instrText xml:space="preserve"> PAGEREF _Toc224746448 \h </w:instrText>
         </w:r>
         <w:r>
           <w:rPr>
@@ -254,7 +272,7 @@
           <w14:ligatures w14:val="standardContextual"/>
         </w:rPr>
       </w:pPr>
-      <w:hyperlink w:anchor="_Toc224746261" w:history="1">
+      <w:hyperlink w:anchor="_Toc224746449" w:history="1">
         <w:r>
           <w:rPr>
             <w:rStyle w:val="ab"/>
@@ -283,7 +301,7 @@
             <w:noProof/>
             <w:webHidden/>
           </w:rPr>
-          <w:instrText xml:space="preserve"> PAGEREF _Toc224746261 \h </w:instrText>
+          <w:instrText xml:space="preserve"> PAGEREF _Toc224746449 \h </w:instrText>
         </w:r>
         <w:r>
           <w:rPr>
@@ -330,7 +348,7 @@
           <w14:ligatures w14:val="standardContextual"/>
         </w:rPr>
       </w:pPr>
-      <w:hyperlink w:anchor="_Toc224746262" w:history="1">
+      <w:hyperlink w:anchor="_Toc224746450" w:history="1">
         <w:r>
           <w:rPr>
             <w:rStyle w:val="ab"/>
@@ -359,7 +377,7 @@
             <w:noProof/>
             <w:webHidden/>
           </w:rPr>
-          <w:instrText xml:space="preserve"> PAGEREF _Toc224746262 \h </w:instrText>
+          <w:instrText xml:space="preserve"> PAGEREF _Toc224746450 \h </w:instrText>
         </w:r>
         <w:r>
           <w:rPr>
@@ -406,7 +424,7 @@
           <w14:ligatures w14:val="standardContextual"/>
         </w:rPr>
       </w:pPr>
-      <w:hyperlink w:anchor="_Toc224746263" w:history="1">
+      <w:hyperlink w:anchor="_Toc224746451" w:history="1">
         <w:r>
           <w:rPr>
             <w:rStyle w:val="ab"/>
@@ -434,7 +452,7 @@
             <w:noProof/>
             <w:webHidden/>
           </w:rPr>
-          <w:instrText xml:space="preserve"> PAGEREF _Toc224746263 \h </w:instrText>
+          <w:instrText xml:space="preserve"> PAGEREF _Toc224746451 \h </w:instrText>
         </w:r>
         <w:r>
           <w:rPr>
@@ -481,7 +499,7 @@
           <w14:ligatures w14:val="standardContextual"/>
         </w:rPr>
       </w:pPr>
-      <w:hyperlink w:anchor="_Toc224746264" w:history="1">
+      <w:hyperlink w:anchor="_Toc224746452" w:history="1">
         <w:r>
           <w:rPr>
             <w:rStyle w:val="ab"/>
@@ -509,7 +527,7 @@
             <w:noProof/>
             <w:webHidden/>
           </w:rPr>
-          <w:instrText xml:space="preserve"> PAGEREF _Toc224746264 \h </w:instrText>
+          <w:instrText xml:space="preserve"> PAGEREF _Toc224746452 \h </w:instrText>
         </w:r>
         <w:r>
           <w:rPr>
@@ -530,6 +548,81 @@
             <w:webHidden/>
           </w:rPr>
           <w:t>5</w:t>
+        </w:r>
+        <w:r>
+          <w:rPr>
+            <w:noProof/>
+            <w:webHidden/>
+          </w:rPr>
+          <w:fldChar w:fldCharType="end"/>
+        </w:r>
+      </w:hyperlink>
+    </w:p>
+    <w:p>
+      <w:pPr>
+        <w:pStyle w:val="23"/>
+        <w:tabs>
+          <w:tab w:val="right" w:leader="dot" w:pos="9345"/>
+        </w:tabs>
+        <w:rPr>
+          <w:rFonts w:eastAsiaTheme="minorEastAsia"/>
+          <w:noProof/>
+          <w:kern w:val="2"/>
+          <w:sz w:val="24"/>
+          <w:szCs w:val="24"/>
+          <w:lang w:eastAsia="ru-RU"/>
+          <w14:ligatures w14:val="standardContextual"/>
+        </w:rPr>
+      </w:pPr>
+      <w:hyperlink w:anchor="_Toc224746453" w:history="1">
+        <w:r>
+          <w:rPr>
+            <w:rStyle w:val="ab"/>
+            <w:b/>
+            <w:noProof/>
+          </w:rPr>
+          <w:t>1.3 Политика плейсхолдеров и запроса реквизитов</w:t>
+        </w:r>
+        <w:r>
+          <w:rPr>
+            <w:noProof/>
+            <w:webHidden/>
+          </w:rPr>
+          <w:tab/>
+        </w:r>
+        <w:r>
+          <w:rPr>
+            <w:noProof/>
+            <w:webHidden/>
+          </w:rPr>
+          <w:fldChar w:fldCharType="begin"/>
+        </w:r>
+        <w:r>
+          <w:rPr>
+            <w:noProof/>
+            <w:webHidden/>
+          </w:rPr>
+          <w:instrText xml:space="preserve"> PAGEREF _Toc224746453 \h </w:instrText>
+        </w:r>
+        <w:r>
+          <w:rPr>
+            <w:noProof/>
+            <w:webHidden/>
+          </w:rPr>
+        </w:r>
+        <w:r>
+          <w:rPr>
+            <w:noProof/>
+            <w:webHidden/>
+          </w:rPr>
+          <w:fldChar w:fldCharType="separate"/>
+        </w:r>
+        <w:r>
+          <w:rPr>
+            <w:noProof/>
+            <w:webHidden/>
+          </w:rPr>
+          <w:t>6</w:t>
         </w:r>
         <w:r>
           <w:rPr>
@@ -556,7 +649,7 @@
           <w14:ligatures w14:val="standardContextual"/>
         </w:rPr>
       </w:pPr>
-      <w:hyperlink w:anchor="_Toc224746265" w:history="1">
+      <w:hyperlink w:anchor="_Toc224746454" w:history="1">
         <w:r>
           <w:rPr>
             <w:rStyle w:val="ab"/>
@@ -585,7 +678,7 @@
             <w:noProof/>
             <w:webHidden/>
           </w:rPr>
-          <w:instrText xml:space="preserve"> PAGEREF _Toc224746265 \h </w:instrText>
+          <w:instrText xml:space="preserve"> PAGEREF _Toc224746454 \h </w:instrText>
         </w:r>
         <w:r>
           <w:rPr>
@@ -605,7 +698,7 @@
             <w:noProof/>
             <w:webHidden/>
           </w:rPr>
-          <w:t>6</w:t>
+          <w:t>7</w:t>
         </w:r>
         <w:r>
           <w:rPr>
@@ -632,7 +725,7 @@
           <w14:ligatures w14:val="standardContextual"/>
         </w:rPr>
       </w:pPr>
-      <w:hyperlink w:anchor="_Toc224746266" w:history="1">
+      <w:hyperlink w:anchor="_Toc224746455" w:history="1">
         <w:r>
           <w:rPr>
             <w:rStyle w:val="ab"/>
@@ -660,7 +753,7 @@
             <w:noProof/>
             <w:webHidden/>
           </w:rPr>
-          <w:instrText xml:space="preserve"> PAGEREF _Toc224746266 \h </w:instrText>
+          <w:instrText xml:space="preserve"> PAGEREF _Toc224746455 \h </w:instrText>
         </w:r>
         <w:r>
           <w:rPr>
@@ -680,7 +773,7 @@
             <w:noProof/>
             <w:webHidden/>
           </w:rPr>
-          <w:t>6</w:t>
+          <w:t>7</w:t>
         </w:r>
         <w:r>
           <w:rPr>
@@ -707,7 +800,7 @@
           <w14:ligatures w14:val="standardContextual"/>
         </w:rPr>
       </w:pPr>
-      <w:hyperlink w:anchor="_Toc224746267" w:history="1">
+      <w:hyperlink w:anchor="_Toc224746456" w:history="1">
         <w:r>
           <w:rPr>
             <w:rStyle w:val="ab"/>
@@ -736,7 +829,7 @@
             <w:noProof/>
             <w:webHidden/>
           </w:rPr>
-          <w:instrText xml:space="preserve"> PAGEREF _Toc224746267 \h </w:instrText>
+          <w:instrText xml:space="preserve"> PAGEREF _Toc224746456 \h </w:instrText>
         </w:r>
         <w:r>
           <w:rPr>
@@ -756,7 +849,7 @@
             <w:noProof/>
             <w:webHidden/>
           </w:rPr>
-          <w:t>6</w:t>
+          <w:t>7</w:t>
         </w:r>
         <w:r>
           <w:rPr>
@@ -783,7 +876,7 @@
           <w14:ligatures w14:val="standardContextual"/>
         </w:rPr>
       </w:pPr>
-      <w:hyperlink w:anchor="_Toc224746268" w:history="1">
+      <w:hyperlink w:anchor="_Toc224746457" w:history="1">
         <w:r>
           <w:rPr>
             <w:rStyle w:val="ab"/>
@@ -811,7 +904,7 @@
             <w:noProof/>
             <w:webHidden/>
           </w:rPr>
-          <w:instrText xml:space="preserve"> PAGEREF _Toc224746268 \h </w:instrText>
+          <w:instrText xml:space="preserve"> PAGEREF _Toc224746457 \h </w:instrText>
         </w:r>
         <w:r>
           <w:rPr>
@@ -831,7 +924,7 @@
             <w:noProof/>
             <w:webHidden/>
           </w:rPr>
-          <w:t>6</w:t>
+          <w:t>8</w:t>
         </w:r>
         <w:r>
           <w:rPr>
@@ -858,7 +951,7 @@
           <w14:ligatures w14:val="standardContextual"/>
         </w:rPr>
       </w:pPr>
-      <w:hyperlink w:anchor="_Toc224746269" w:history="1">
+      <w:hyperlink w:anchor="_Toc224746458" w:history="1">
         <w:r>
           <w:rPr>
             <w:rStyle w:val="ab"/>
@@ -886,7 +979,7 @@
             <w:noProof/>
             <w:webHidden/>
           </w:rPr>
-          <w:instrText xml:space="preserve"> PAGEREF _Toc224746269 \h </w:instrText>
+          <w:instrText xml:space="preserve"> PAGEREF _Toc224746458 \h </w:instrText>
         </w:r>
         <w:r>
           <w:rPr>
@@ -906,7 +999,7 @@
             <w:noProof/>
             <w:webHidden/>
           </w:rPr>
-          <w:t>7</w:t>
+          <w:t>8</w:t>
         </w:r>
         <w:r>
           <w:rPr>
@@ -933,7 +1026,7 @@
           <w14:ligatures w14:val="standardContextual"/>
         </w:rPr>
       </w:pPr>
-      <w:hyperlink w:anchor="_Toc224746270" w:history="1">
+      <w:hyperlink w:anchor="_Toc224746459" w:history="1">
         <w:r>
           <w:rPr>
             <w:rStyle w:val="ab"/>
@@ -961,7 +1054,7 @@
             <w:noProof/>
             <w:webHidden/>
           </w:rPr>
-          <w:instrText xml:space="preserve"> PAGEREF _Toc224746270 \h </w:instrText>
+          <w:instrText xml:space="preserve"> PAGEREF _Toc224746459 \h </w:instrText>
         </w:r>
         <w:r>
           <w:rPr>
@@ -981,7 +1074,7 @@
             <w:noProof/>
             <w:webHidden/>
           </w:rPr>
-          <w:t>7</w:t>
+          <w:t>9</w:t>
         </w:r>
         <w:r>
           <w:rPr>
@@ -1008,7 +1101,7 @@
           <w14:ligatures w14:val="standardContextual"/>
         </w:rPr>
       </w:pPr>
-      <w:hyperlink w:anchor="_Toc224746271" w:history="1">
+      <w:hyperlink w:anchor="_Toc224746460" w:history="1">
         <w:r>
           <w:rPr>
             <w:rStyle w:val="ab"/>
@@ -1037,7 +1130,7 @@
             <w:noProof/>
             <w:webHidden/>
           </w:rPr>
-          <w:instrText xml:space="preserve"> PAGEREF _Toc224746271 \h </w:instrText>
+          <w:instrText xml:space="preserve"> PAGEREF _Toc224746460 \h </w:instrText>
         </w:r>
         <w:r>
           <w:rPr>
@@ -1057,7 +1150,7 @@
             <w:noProof/>
             <w:webHidden/>
           </w:rPr>
-          <w:t>8</w:t>
+          <w:t>10</w:t>
         </w:r>
         <w:r>
           <w:rPr>
@@ -1084,7 +1177,7 @@
           <w14:ligatures w14:val="standardContextual"/>
         </w:rPr>
       </w:pPr>
-      <w:hyperlink w:anchor="_Toc224746272" w:history="1">
+      <w:hyperlink w:anchor="_Toc224746461" w:history="1">
         <w:r>
           <w:rPr>
             <w:rStyle w:val="ab"/>
@@ -1113,7 +1206,7 @@
             <w:noProof/>
             <w:webHidden/>
           </w:rPr>
-          <w:instrText xml:space="preserve"> PAGEREF _Toc224746272 \h </w:instrText>
+          <w:instrText xml:space="preserve"> PAGEREF _Toc224746461 \h </w:instrText>
         </w:r>
         <w:r>
           <w:rPr>
@@ -1133,7 +1226,7 @@
             <w:noProof/>
             <w:webHidden/>
           </w:rPr>
-          <w:t>9</w:t>
+          <w:t>10</w:t>
         </w:r>
         <w:r>
           <w:rPr>
@@ -1160,7 +1253,7 @@
           <w14:ligatures w14:val="standardContextual"/>
         </w:rPr>
       </w:pPr>
-      <w:hyperlink w:anchor="_Toc224746273" w:history="1">
+      <w:hyperlink w:anchor="_Toc224746462" w:history="1">
         <w:r>
           <w:rPr>
             <w:rStyle w:val="ab"/>
@@ -1189,7 +1282,7 @@
             <w:noProof/>
             <w:webHidden/>
           </w:rPr>
-          <w:instrText xml:space="preserve"> PAGEREF _Toc224746273 \h </w:instrText>
+          <w:instrText xml:space="preserve"> PAGEREF _Toc224746462 \h </w:instrText>
         </w:r>
         <w:r>
           <w:rPr>
@@ -1209,7 +1302,7 @@
             <w:noProof/>
             <w:webHidden/>
           </w:rPr>
-          <w:t>9</w:t>
+          <w:t>11</w:t>
         </w:r>
         <w:r>
           <w:rPr>
@@ -1236,7 +1329,7 @@
           <w14:ligatures w14:val="standardContextual"/>
         </w:rPr>
       </w:pPr>
-      <w:hyperlink w:anchor="_Toc224746274" w:history="1">
+      <w:hyperlink w:anchor="_Toc224746463" w:history="1">
         <w:r>
           <w:rPr>
             <w:rStyle w:val="ab"/>
@@ -1265,7 +1358,7 @@
             <w:noProof/>
             <w:webHidden/>
           </w:rPr>
-          <w:instrText xml:space="preserve"> PAGEREF _Toc224746274 \h </w:instrText>
+          <w:instrText xml:space="preserve"> PAGEREF _Toc224746463 \h </w:instrText>
         </w:r>
         <w:r>
           <w:rPr>
@@ -1285,7 +1378,7 @@
             <w:noProof/>
             <w:webHidden/>
           </w:rPr>
-          <w:t>10</w:t>
+          <w:t>12</w:t>
         </w:r>
         <w:r>
           <w:rPr>
@@ -1316,7 +1409,7 @@
         <w:jc w:val="center"/>
         <w:outlineLvl w:val="0"/>
       </w:pPr>
-      <w:bookmarkStart w:id="2" w:name="_Toc224746262"/>
+      <w:bookmarkStart w:id="2" w:name="_Toc224746450"/>
       <w:r>
         <w:rPr>
           <w:b/>
@@ -1356,7 +1449,7 @@
         <w:jc w:val="left"/>
         <w:outlineLvl w:val="1"/>
       </w:pPr>
-      <w:bookmarkStart w:id="3" w:name="_Toc224746263"/>
+      <w:bookmarkStart w:id="3" w:name="_Toc224746451"/>
       <w:r>
         <w:rPr>
           <w:b/>
@@ -1536,7 +1629,7 @@
         <w:jc w:val="left"/>
         <w:outlineLvl w:val="1"/>
       </w:pPr>
-      <w:bookmarkStart w:id="4" w:name="_Toc224746264"/>
+      <w:bookmarkStart w:id="4" w:name="_Toc224746452"/>
       <w:r>
         <w:rPr>
           <w:b/>
@@ -1598,6 +1691,14 @@
         <w:pStyle w:val="a5"/>
       </w:pPr>
       <w:r>
+        <w:t>institute_or_faculty_name: Институт, факультет или иная крупная учебная единица, если она должна быть на титульном листе.</w:t>
+      </w:r>
+    </w:p>
+    <w:p>
+      <w:pPr>
+        <w:pStyle w:val="a5"/>
+      </w:pPr>
+      <w:r>
         <w:t>department_name: Кафедра, отделение или цикловая комиссия.</w:t>
       </w:r>
     </w:p>
@@ -1630,6 +1731,14 @@
         <w:pStyle w:val="a5"/>
       </w:pPr>
       <w:r>
+        <w:t>city: Город оформления, если он должен быть указан на титульном листе.</w:t>
+      </w:r>
+    </w:p>
+    <w:p>
+      <w:pPr>
+        <w:pStyle w:val="a5"/>
+      </w:pPr>
+      <w:r>
         <w:t>year: Год оформления.</w:t>
       </w:r>
     </w:p>
@@ -1662,6 +1771,7 @@
         <w:pStyle w:val="a5"/>
       </w:pPr>
       <w:r>
+        <w:lastRenderedPageBreak/>
         <w:t>screenshots: Скриншоты приложения с понятными именами и привязкой к разделам описания.</w:t>
       </w:r>
     </w:p>
@@ -1671,6 +1781,220 @@
       </w:pPr>
       <w:r>
         <w:t>appendix_materials: Листинги кода, схемы, инструкции пользователя, диаграммы, дополнительные таблицы.</w:t>
+      </w:r>
+    </w:p>
+    <w:p>
+      <w:pPr>
+        <w:pStyle w:val="a5"/>
+        <w:jc w:val="left"/>
+        <w:outlineLvl w:val="1"/>
+      </w:pPr>
+      <w:bookmarkStart w:id="5" w:name="_Toc224746453"/>
+      <w:r>
+        <w:rPr>
+          <w:b/>
+        </w:rPr>
+        <w:t>1.3 Политика плейсхолдеров и запроса реквизитов</w:t>
+      </w:r>
+      <w:bookmarkEnd w:id="5"/>
+    </w:p>
+    <w:p>
+      <w:pPr>
+        <w:pStyle w:val="a5"/>
+      </w:pPr>
+      <w:r>
+        <w:t>Профиль должен быть универсальным. Нельзя подставлять в титульные листы, задания, аннотации и сопроводительные документы конкретные ФИО, название вуза, кафедры, города, группы или реквизиты из чужой методички как будто они относятся к текущей работе.</w:t>
+      </w:r>
+    </w:p>
+    <w:p>
+      <w:pPr>
+        <w:pStyle w:val="a5"/>
+      </w:pPr>
+      <w:r>
+        <w:t>Использовать нейтральные плейсхолдеры в квадратных скобках, например [НАЗВАНИЕ ВУЗА], [ФИО АВТОРА], [ФИО РУКОВОДИТЕЛЯ].</w:t>
+      </w:r>
+    </w:p>
+    <w:p>
+      <w:pPr>
+        <w:pStyle w:val="a5"/>
+      </w:pPr>
+      <w:r>
+        <w:t>Если документ генерируется как универсальный шаблон или профиль для другого ИИ-агента, плейсхолдеры нужно сохранить. Если генерируется финальный документ на сдачу, агент должен сначала запросить недостающие значения и только потом заменять плейсхолдеры.</w:t>
+      </w:r>
+    </w:p>
+    <w:p>
+      <w:pPr>
+        <w:pStyle w:val="a5"/>
+      </w:pPr>
+      <w:r>
+        <w:rPr>
+          <w:b/>
+        </w:rPr>
+        <w:t>Типовые плейсхолдеры для титульных и сопроводительных листов:</w:t>
+      </w:r>
+    </w:p>
+    <w:p>
+      <w:pPr>
+        <w:pStyle w:val="a5"/>
+      </w:pPr>
+      <w:r>
+        <w:t>- [НАЗВАНИЕ ВУЗА]</w:t>
+      </w:r>
+    </w:p>
+    <w:p>
+      <w:pPr>
+        <w:pStyle w:val="a5"/>
+      </w:pPr>
+      <w:r>
+        <w:t>- [ИНСТИТУТ / ФАКУЛЬТЕТ]</w:t>
+      </w:r>
+    </w:p>
+    <w:p>
+      <w:pPr>
+        <w:pStyle w:val="a5"/>
+      </w:pPr>
+      <w:r>
+        <w:t>- [КАФЕДРА / ОТДЕЛЕНИЕ]</w:t>
+      </w:r>
+    </w:p>
+    <w:p>
+      <w:pPr>
+        <w:pStyle w:val="a5"/>
+      </w:pPr>
+      <w:r>
+        <w:t>- [ТЕМА РАБОТЫ]</w:t>
+      </w:r>
+    </w:p>
+    <w:p>
+      <w:pPr>
+        <w:pStyle w:val="a5"/>
+      </w:pPr>
+      <w:r>
+        <w:t>- [ФИО АВТОРА]</w:t>
+      </w:r>
+    </w:p>
+    <w:p>
+      <w:pPr>
+        <w:pStyle w:val="a5"/>
+      </w:pPr>
+      <w:r>
+        <w:t>- [ФИО РУКОВОДИТЕЛЯ]</w:t>
+      </w:r>
+    </w:p>
+    <w:p>
+      <w:pPr>
+        <w:pStyle w:val="a5"/>
+      </w:pPr>
+      <w:r>
+        <w:t>- [ГРУППА]</w:t>
+      </w:r>
+    </w:p>
+    <w:p>
+      <w:pPr>
+        <w:pStyle w:val="a5"/>
+      </w:pPr>
+      <w:r>
+        <w:t>- [ГОРОД]</w:t>
+      </w:r>
+    </w:p>
+    <w:p>
+      <w:pPr>
+        <w:pStyle w:val="a5"/>
+      </w:pPr>
+      <w:r>
+        <w:t>- [ГОД]</w:t>
+      </w:r>
+    </w:p>
+    <w:p>
+      <w:pPr>
+        <w:pStyle w:val="a5"/>
+      </w:pPr>
+      <w:r>
+        <w:rPr>
+          <w:b/>
+        </w:rPr>
+        <w:t>Если отсутствуют обязательные реквизиты, которые нужно запросить перед финальной генерацией:</w:t>
+      </w:r>
+    </w:p>
+    <w:p>
+      <w:pPr>
+        <w:pStyle w:val="a5"/>
+      </w:pPr>
+      <w:r>
+        <w:t>- work_type</w:t>
+      </w:r>
+    </w:p>
+    <w:p>
+      <w:pPr>
+        <w:pStyle w:val="a5"/>
+      </w:pPr>
+      <w:r>
+        <w:t>- topic</w:t>
+      </w:r>
+    </w:p>
+    <w:p>
+      <w:pPr>
+        <w:pStyle w:val="a5"/>
+      </w:pPr>
+      <w:r>
+        <w:t>- institution_name</w:t>
+      </w:r>
+    </w:p>
+    <w:p>
+      <w:pPr>
+        <w:pStyle w:val="a5"/>
+      </w:pPr>
+      <w:r>
+        <w:lastRenderedPageBreak/>
+        <w:t>- institute_or_faculty_name</w:t>
+      </w:r>
+    </w:p>
+    <w:p>
+      <w:pPr>
+        <w:pStyle w:val="a5"/>
+      </w:pPr>
+      <w:r>
+        <w:t>- department_name</w:t>
+      </w:r>
+    </w:p>
+    <w:p>
+      <w:pPr>
+        <w:pStyle w:val="a5"/>
+      </w:pPr>
+      <w:r>
+        <w:t>- author_full_name</w:t>
+      </w:r>
+    </w:p>
+    <w:p>
+      <w:pPr>
+        <w:pStyle w:val="a5"/>
+      </w:pPr>
+      <w:r>
+        <w:t>- supervisor_full_name</w:t>
+      </w:r>
+    </w:p>
+    <w:p>
+      <w:pPr>
+        <w:pStyle w:val="a5"/>
+      </w:pPr>
+      <w:r>
+        <w:t>- group_name</w:t>
+      </w:r>
+    </w:p>
+    <w:p>
+      <w:pPr>
+        <w:pStyle w:val="a5"/>
+      </w:pPr>
+      <w:r>
+        <w:t>- city</w:t>
+      </w:r>
+    </w:p>
+    <w:p>
+      <w:pPr>
+        <w:pStyle w:val="a5"/>
+      </w:pPr>
+      <w:r>
+        <w:t>- year</w:t>
       </w:r>
     </w:p>
     <w:p>
@@ -1679,387 +2003,387 @@
         <w:jc w:val="center"/>
         <w:outlineLvl w:val="0"/>
       </w:pPr>
-      <w:bookmarkStart w:id="5" w:name="_Toc224746265"/>
+      <w:bookmarkStart w:id="6" w:name="_Toc224746454"/>
+      <w:r>
+        <w:rPr>
+          <w:b/>
+        </w:rPr>
+        <w:t>2. ОБЯЗАТЕЛЬНЫЕ ТРЕБОВАНИЯ ОФОРМЛЕНИЯ</w:t>
+      </w:r>
+      <w:bookmarkEnd w:id="6"/>
+    </w:p>
+    <w:p>
+      <w:pPr>
+        <w:pStyle w:val="a5"/>
+      </w:pPr>
+      <w:r>
+        <w:t>Основной текст оформляется шрифтом Times New Roman 14 pt, межстрочный интервал 1.5, абзацный отступ 1.25 см, выравнивание по ширине.</w:t>
+      </w:r>
+    </w:p>
+    <w:p>
+      <w:pPr>
+        <w:pStyle w:val="a5"/>
+      </w:pPr>
+      <w:r>
+        <w:t>Поля страницы: левое 30 мм, правое 15 мм, верхнее 20 мм, нижнее 20 мм.</w:t>
+      </w:r>
+    </w:p>
+    <w:p>
+      <w:pPr>
+        <w:pStyle w:val="a5"/>
+      </w:pPr>
+      <w:r>
+        <w:t>Нумерация страниц арабская, положение bottom-right, печатать номер с раздела «ВВЕДЕНИЕ». Титульный лист и содержание входят в общий счет, но номер на них не печатается.</w:t>
+      </w:r>
+    </w:p>
+    <w:p>
+      <w:pPr>
+        <w:pStyle w:val="a5"/>
+        <w:jc w:val="left"/>
+        <w:outlineLvl w:val="1"/>
+      </w:pPr>
+      <w:bookmarkStart w:id="7" w:name="_Toc224746455"/>
+      <w:r>
+        <w:rPr>
+          <w:b/>
+        </w:rPr>
+        <w:t>2.1 Оглавление</w:t>
+      </w:r>
+      <w:bookmarkEnd w:id="7"/>
+    </w:p>
+    <w:p>
+      <w:pPr>
+        <w:pStyle w:val="a5"/>
+      </w:pPr>
+      <w:r>
+        <w:t>Заголовок страницы оглавления и сами записи должны быть оформлены шрифтом Times New Roman 14 pt с межстрочным интервалом 1.5.</w:t>
+      </w:r>
+    </w:p>
+    <w:p>
+      <w:pPr>
+        <w:pStyle w:val="a5"/>
+      </w:pPr>
+      <w:r>
+        <w:t>- Введение</w:t>
+      </w:r>
+    </w:p>
+    <w:p>
+      <w:pPr>
+        <w:pStyle w:val="a5"/>
+      </w:pPr>
+      <w:r>
+        <w:t>- Все главы</w:t>
+      </w:r>
+    </w:p>
+    <w:p>
+      <w:pPr>
+        <w:pStyle w:val="a5"/>
+      </w:pPr>
+      <w:r>
+        <w:t>- Все параграфы первого и второго уровня</w:t>
+      </w:r>
+    </w:p>
+    <w:p>
+      <w:pPr>
+        <w:pStyle w:val="a5"/>
+      </w:pPr>
+      <w:r>
+        <w:t>- Заключение</w:t>
+      </w:r>
+    </w:p>
+    <w:p>
+      <w:pPr>
+        <w:pStyle w:val="a5"/>
+      </w:pPr>
+      <w:r>
+        <w:t>- Список литературы</w:t>
+      </w:r>
+    </w:p>
+    <w:p>
+      <w:pPr>
+        <w:pStyle w:val="a5"/>
+      </w:pPr>
+      <w:r>
+        <w:t>- Приложения при наличии требования в конкретной работе</w:t>
+      </w:r>
+    </w:p>
+    <w:p>
+      <w:pPr>
+        <w:pStyle w:val="a5"/>
+      </w:pPr>
+      <w:r>
+        <w:t>- Не оставлять оглавление в стандартном Word-стиле 10-11 pt.</w:t>
+      </w:r>
+    </w:p>
+    <w:p>
+      <w:pPr>
+        <w:pStyle w:val="a5"/>
+      </w:pPr>
+      <w:r>
+        <w:t>- Не оставлять одинарный интервал в оглавлении.</w:t>
+      </w:r>
+    </w:p>
+    <w:p>
+      <w:pPr>
+        <w:pStyle w:val="a5"/>
+      </w:pPr>
+      <w:r>
+        <w:t>- Не печатать номер страницы на самой странице содержания.</w:t>
+      </w:r>
+    </w:p>
+    <w:p>
+      <w:pPr>
+        <w:pStyle w:val="a5"/>
+        <w:jc w:val="center"/>
+        <w:outlineLvl w:val="0"/>
+      </w:pPr>
+      <w:bookmarkStart w:id="8" w:name="_Toc224746456"/>
+      <w:r>
+        <w:rPr>
+          <w:b/>
+        </w:rPr>
+        <w:t>3. РЕКОМЕНДУЕМАЯ СТРУКТУРА РАБОТЫ</w:t>
+      </w:r>
+      <w:bookmarkEnd w:id="8"/>
+    </w:p>
+    <w:p>
+      <w:pPr>
+        <w:pStyle w:val="a5"/>
+      </w:pPr>
+      <w:r>
+        <w:t>- Титульный лист</w:t>
+      </w:r>
+    </w:p>
+    <w:p>
+      <w:pPr>
+        <w:pStyle w:val="a5"/>
+      </w:pPr>
+      <w:r>
+        <w:lastRenderedPageBreak/>
+        <w:t>- Содержание</w:t>
+      </w:r>
+    </w:p>
+    <w:p>
+      <w:pPr>
+        <w:pStyle w:val="a5"/>
+      </w:pPr>
+      <w:r>
+        <w:t>- Введение</w:t>
+      </w:r>
+    </w:p>
+    <w:p>
+      <w:pPr>
+        <w:pStyle w:val="a5"/>
+      </w:pPr>
+      <w:r>
+        <w:t>- Основные главы</w:t>
+      </w:r>
+    </w:p>
+    <w:p>
+      <w:pPr>
+        <w:pStyle w:val="a5"/>
+      </w:pPr>
+      <w:r>
+        <w:t>- Заключение</w:t>
+      </w:r>
+    </w:p>
+    <w:p>
+      <w:pPr>
+        <w:pStyle w:val="a5"/>
+      </w:pPr>
+      <w:r>
+        <w:t>- Список литературы</w:t>
+      </w:r>
+    </w:p>
+    <w:p>
+      <w:pPr>
+        <w:pStyle w:val="a5"/>
+      </w:pPr>
+      <w:r>
+        <w:t>- Приложения</w:t>
+      </w:r>
+    </w:p>
+    <w:p>
+      <w:pPr>
+        <w:pStyle w:val="a5"/>
+        <w:jc w:val="left"/>
+        <w:outlineLvl w:val="1"/>
+      </w:pPr>
+      <w:bookmarkStart w:id="9" w:name="_Toc224746457"/>
+      <w:r>
+        <w:rPr>
+          <w:b/>
+        </w:rPr>
+        <w:t>3.1 Общие структурные элементы</w:t>
+      </w:r>
+      <w:bookmarkEnd w:id="9"/>
+    </w:p>
+    <w:p>
+      <w:pPr>
+        <w:pStyle w:val="a5"/>
+      </w:pPr>
+      <w:r>
+        <w:t>- Во введении предусмотреть: актуальность темы</w:t>
+      </w:r>
+    </w:p>
+    <w:p>
+      <w:pPr>
+        <w:pStyle w:val="a5"/>
+      </w:pPr>
+      <w:r>
+        <w:t>- Во введении предусмотреть: цель работы</w:t>
+      </w:r>
+    </w:p>
+    <w:p>
+      <w:pPr>
+        <w:pStyle w:val="a5"/>
+      </w:pPr>
+      <w:r>
+        <w:t>- Во введении предусмотреть: задачи работы</w:t>
+      </w:r>
+    </w:p>
+    <w:p>
+      <w:pPr>
+        <w:pStyle w:val="a5"/>
+      </w:pPr>
+      <w:r>
+        <w:t>- Во введении предусмотреть: объект исследования</w:t>
+      </w:r>
+    </w:p>
+    <w:p>
+      <w:pPr>
+        <w:pStyle w:val="a5"/>
+      </w:pPr>
+      <w:r>
+        <w:t>- Во введении предусмотреть: предмет исследования</w:t>
+      </w:r>
+    </w:p>
+    <w:p>
+      <w:pPr>
+        <w:pStyle w:val="a5"/>
+      </w:pPr>
+      <w:r>
+        <w:t>- Во введении предусмотреть: методы исследования</w:t>
+      </w:r>
+    </w:p>
+    <w:p>
+      <w:pPr>
+        <w:pStyle w:val="a5"/>
+      </w:pPr>
+      <w:r>
+        <w:t>- Во введении предусмотреть: краткую характеристику результата</w:t>
+      </w:r>
+    </w:p>
+    <w:p>
+      <w:pPr>
+        <w:pStyle w:val="a5"/>
+        <w:jc w:val="left"/>
+        <w:outlineLvl w:val="1"/>
+      </w:pPr>
+      <w:bookmarkStart w:id="10" w:name="_Toc224746458"/>
+      <w:r>
+        <w:rPr>
+          <w:b/>
+        </w:rPr>
+        <w:t>3.2 Профиль дипломного проекта СПО</w:t>
+      </w:r>
+      <w:bookmarkEnd w:id="10"/>
+    </w:p>
+    <w:p>
+      <w:pPr>
+        <w:pStyle w:val="a5"/>
+      </w:pPr>
+      <w:r>
+        <w:t>Фронт-маттер: Титульный лист; Содержание</w:t>
+      </w:r>
+    </w:p>
+    <w:p>
+      <w:pPr>
+        <w:pStyle w:val="a5"/>
+      </w:pPr>
+      <w:r>
+        <w:t>- ГЛАВА 1. Теоретические аспекты изучаемой проблемы</w:t>
+      </w:r>
+    </w:p>
+    <w:p>
+      <w:pPr>
+        <w:pStyle w:val="a5"/>
+      </w:pPr>
+      <w:r>
+        <w:t>- ГЛАВА 2. Проектирование структуры приложения</w:t>
+      </w:r>
+    </w:p>
+    <w:p>
+      <w:pPr>
+        <w:pStyle w:val="a5"/>
+      </w:pPr>
+      <w:r>
+        <w:t>- ГЛАВА 3. Реализация и тестирование приложения</w:t>
+      </w:r>
+    </w:p>
+    <w:p>
+      <w:pPr>
+        <w:pStyle w:val="a5"/>
+      </w:pPr>
+      <w:r>
+        <w:t>- ГЛАВА 4. Расчет экономической эффективности проекта</w:t>
+      </w:r>
+    </w:p>
+    <w:p>
+      <w:pPr>
+        <w:pStyle w:val="a5"/>
+      </w:pPr>
+      <w:r>
+        <w:t>Завершающие разделы: Заключение; Список литературы; Приложения.</w:t>
+      </w:r>
+    </w:p>
+    <w:p>
+      <w:pPr>
+        <w:pStyle w:val="a5"/>
+      </w:pPr>
+      <w:r>
+        <w:t>Рекомендуемый объем основной части: 45-50 страниц без приложений; объем введения: 3-4 страницы.</w:t>
+      </w:r>
+    </w:p>
+    <w:p>
+      <w:pPr>
+        <w:pStyle w:val="a5"/>
+      </w:pPr>
+      <w:r>
+        <w:t>- Во введении следует указывать актуальность, цель, задачи, объект, предмет и организацию или предприятие, на примере которого выполняется работа.</w:t>
+      </w:r>
+    </w:p>
+    <w:p>
+      <w:pPr>
+        <w:pStyle w:val="a5"/>
+      </w:pPr>
+      <w:r>
+        <w:t>- Заключение должно давать ответы на поставленные задачи и краткие выводы по практической значимости.</w:t>
+      </w:r>
+    </w:p>
+    <w:p>
+      <w:pPr>
+        <w:pStyle w:val="a5"/>
+      </w:pPr>
+      <w:r>
+        <w:t>- Экономическая глава для этого профиля является обязательной, а не факультативной.</w:t>
+      </w:r>
+    </w:p>
+    <w:p>
+      <w:pPr>
+        <w:pStyle w:val="a5"/>
+        <w:jc w:val="left"/>
+        <w:outlineLvl w:val="1"/>
+      </w:pPr>
+      <w:bookmarkStart w:id="11" w:name="_Toc224746459"/>
       <w:r>
         <w:rPr>
           <w:b/>
         </w:rPr>
         <w:lastRenderedPageBreak/>
-        <w:t>2. ОБЯЗАТЕЛЬНЫЕ ТРЕБОВАНИЯ ОФОРМЛЕНИЯ</w:t>
-      </w:r>
-      <w:bookmarkEnd w:id="5"/>
-    </w:p>
-    <w:p>
-      <w:pPr>
-        <w:pStyle w:val="a5"/>
-      </w:pPr>
-      <w:r>
-        <w:t>Основной текст оформляется шрифтом Times New Roman 14 pt, межстрочный интервал 1.5, абзацный отступ 1.25 см, выравнивание по ширине.</w:t>
-      </w:r>
-    </w:p>
-    <w:p>
-      <w:pPr>
-        <w:pStyle w:val="a5"/>
-      </w:pPr>
-      <w:r>
-        <w:t>Поля страницы: левое 30 мм, правое 15 мм, верхнее 20 мм, нижнее 20 мм.</w:t>
-      </w:r>
-    </w:p>
-    <w:p>
-      <w:pPr>
-        <w:pStyle w:val="a5"/>
-      </w:pPr>
-      <w:r>
-        <w:t>Нумерация страниц арабская, положение bottom-right, печатать номер с раздела «ВВЕДЕНИЕ». Титульный лист и содержание входят в общий счет, но номер на них не печатается.</w:t>
-      </w:r>
-    </w:p>
-    <w:p>
-      <w:pPr>
-        <w:pStyle w:val="a5"/>
-        <w:jc w:val="left"/>
-        <w:outlineLvl w:val="1"/>
-      </w:pPr>
-      <w:bookmarkStart w:id="6" w:name="_Toc224746266"/>
-      <w:r>
-        <w:rPr>
-          <w:b/>
-        </w:rPr>
-        <w:t>2.1 Оглавление</w:t>
-      </w:r>
-      <w:bookmarkEnd w:id="6"/>
-    </w:p>
-    <w:p>
-      <w:pPr>
-        <w:pStyle w:val="a5"/>
-      </w:pPr>
-      <w:r>
-        <w:t>Заголовок страницы оглавления и сами записи должны быть оформлены шрифтом Times New Roman 14 pt с межстрочным интервалом 1.5.</w:t>
-      </w:r>
-    </w:p>
-    <w:p>
-      <w:pPr>
-        <w:pStyle w:val="a5"/>
-      </w:pPr>
-      <w:r>
-        <w:t>- Введение</w:t>
-      </w:r>
-    </w:p>
-    <w:p>
-      <w:pPr>
-        <w:pStyle w:val="a5"/>
-      </w:pPr>
-      <w:r>
-        <w:t>- Все главы</w:t>
-      </w:r>
-    </w:p>
-    <w:p>
-      <w:pPr>
-        <w:pStyle w:val="a5"/>
-      </w:pPr>
-      <w:r>
-        <w:t>- Все параграфы первого и второго уровня</w:t>
-      </w:r>
-    </w:p>
-    <w:p>
-      <w:pPr>
-        <w:pStyle w:val="a5"/>
-      </w:pPr>
-      <w:r>
-        <w:t>- Заключение</w:t>
-      </w:r>
-    </w:p>
-    <w:p>
-      <w:pPr>
-        <w:pStyle w:val="a5"/>
-      </w:pPr>
-      <w:r>
-        <w:t>- Список литературы</w:t>
-      </w:r>
-    </w:p>
-    <w:p>
-      <w:pPr>
-        <w:pStyle w:val="a5"/>
-      </w:pPr>
-      <w:r>
-        <w:t>- Приложения при наличии требования в конкретной работе</w:t>
-      </w:r>
-    </w:p>
-    <w:p>
-      <w:pPr>
-        <w:pStyle w:val="a5"/>
-      </w:pPr>
-      <w:r>
-        <w:t>- Не оставлять оглавление в стандартном Word-стиле 10-11 pt.</w:t>
-      </w:r>
-    </w:p>
-    <w:p>
-      <w:pPr>
-        <w:pStyle w:val="a5"/>
-      </w:pPr>
-      <w:r>
-        <w:t>- Не оставлять одинарный интервал в оглавлении.</w:t>
-      </w:r>
-    </w:p>
-    <w:p>
-      <w:pPr>
-        <w:pStyle w:val="a5"/>
-      </w:pPr>
-      <w:r>
-        <w:t>- Не печатать номер страницы на самой странице содержания.</w:t>
-      </w:r>
-    </w:p>
-    <w:p>
-      <w:pPr>
-        <w:pStyle w:val="a5"/>
-        <w:jc w:val="center"/>
-        <w:outlineLvl w:val="0"/>
-      </w:pPr>
-      <w:bookmarkStart w:id="7" w:name="_Toc224746267"/>
-      <w:r>
-        <w:rPr>
-          <w:b/>
-        </w:rPr>
-        <w:t>3. РЕКОМЕНДУЕМАЯ СТРУКТУРА РАБОТЫ</w:t>
-      </w:r>
-      <w:bookmarkEnd w:id="7"/>
-    </w:p>
-    <w:p>
-      <w:pPr>
-        <w:pStyle w:val="a5"/>
-      </w:pPr>
-      <w:r>
-        <w:t>- Титульный лист</w:t>
-      </w:r>
-    </w:p>
-    <w:p>
-      <w:pPr>
-        <w:pStyle w:val="a5"/>
-      </w:pPr>
-      <w:r>
-        <w:t>- Содержание</w:t>
-      </w:r>
-    </w:p>
-    <w:p>
-      <w:pPr>
-        <w:pStyle w:val="a5"/>
-      </w:pPr>
-      <w:r>
-        <w:t>- Введение</w:t>
-      </w:r>
-    </w:p>
-    <w:p>
-      <w:pPr>
-        <w:pStyle w:val="a5"/>
-      </w:pPr>
-      <w:r>
-        <w:t>- Основные главы</w:t>
-      </w:r>
-    </w:p>
-    <w:p>
-      <w:pPr>
-        <w:pStyle w:val="a5"/>
-      </w:pPr>
-      <w:r>
-        <w:t>- Заключение</w:t>
-      </w:r>
-    </w:p>
-    <w:p>
-      <w:pPr>
-        <w:pStyle w:val="a5"/>
-      </w:pPr>
-      <w:r>
-        <w:t>- Список литературы</w:t>
-      </w:r>
-    </w:p>
-    <w:p>
-      <w:pPr>
-        <w:pStyle w:val="a5"/>
-      </w:pPr>
-      <w:r>
-        <w:t>- Приложения</w:t>
-      </w:r>
-    </w:p>
-    <w:p>
-      <w:pPr>
-        <w:pStyle w:val="a5"/>
-        <w:jc w:val="left"/>
-        <w:outlineLvl w:val="1"/>
-      </w:pPr>
-      <w:bookmarkStart w:id="8" w:name="_Toc224746268"/>
-      <w:r>
-        <w:rPr>
-          <w:b/>
-        </w:rPr>
-        <w:t>3.1 Общие структурные элементы</w:t>
-      </w:r>
-      <w:bookmarkEnd w:id="8"/>
-    </w:p>
-    <w:p>
-      <w:pPr>
-        <w:pStyle w:val="a5"/>
-      </w:pPr>
-      <w:r>
-        <w:lastRenderedPageBreak/>
-        <w:t>- Во введении предусмотреть: актуальность темы</w:t>
-      </w:r>
-    </w:p>
-    <w:p>
-      <w:pPr>
-        <w:pStyle w:val="a5"/>
-      </w:pPr>
-      <w:r>
-        <w:t>- Во введении предусмотреть: цель работы</w:t>
-      </w:r>
-    </w:p>
-    <w:p>
-      <w:pPr>
-        <w:pStyle w:val="a5"/>
-      </w:pPr>
-      <w:r>
-        <w:t>- Во введении предусмотреть: задачи работы</w:t>
-      </w:r>
-    </w:p>
-    <w:p>
-      <w:pPr>
-        <w:pStyle w:val="a5"/>
-      </w:pPr>
-      <w:r>
-        <w:t>- Во введении предусмотреть: объект исследования</w:t>
-      </w:r>
-    </w:p>
-    <w:p>
-      <w:pPr>
-        <w:pStyle w:val="a5"/>
-      </w:pPr>
-      <w:r>
-        <w:t>- Во введении предусмотреть: предмет исследования</w:t>
-      </w:r>
-    </w:p>
-    <w:p>
-      <w:pPr>
-        <w:pStyle w:val="a5"/>
-      </w:pPr>
-      <w:r>
-        <w:t>- Во введении предусмотреть: методы исследования</w:t>
-      </w:r>
-    </w:p>
-    <w:p>
-      <w:pPr>
-        <w:pStyle w:val="a5"/>
-      </w:pPr>
-      <w:r>
-        <w:t>- Во введении предусмотреть: краткую характеристику результата</w:t>
-      </w:r>
-    </w:p>
-    <w:p>
-      <w:pPr>
-        <w:pStyle w:val="a5"/>
-        <w:jc w:val="left"/>
-        <w:outlineLvl w:val="1"/>
-      </w:pPr>
-      <w:bookmarkStart w:id="9" w:name="_Toc224746269"/>
-      <w:r>
-        <w:rPr>
-          <w:b/>
-        </w:rPr>
-        <w:t>3.2 Профиль дипломного проекта СПО</w:t>
-      </w:r>
-      <w:bookmarkEnd w:id="9"/>
-    </w:p>
-    <w:p>
-      <w:pPr>
-        <w:pStyle w:val="a5"/>
-      </w:pPr>
-      <w:r>
-        <w:t>Фронт-маттер: Титульный лист; Содержание</w:t>
-      </w:r>
-    </w:p>
-    <w:p>
-      <w:pPr>
-        <w:pStyle w:val="a5"/>
-      </w:pPr>
-      <w:r>
-        <w:t>- ГЛАВА 1. Теоретические аспекты изучаемой проблемы</w:t>
-      </w:r>
-    </w:p>
-    <w:p>
-      <w:pPr>
-        <w:pStyle w:val="a5"/>
-      </w:pPr>
-      <w:r>
-        <w:t>- ГЛАВА 2. Проектирование структуры приложения</w:t>
-      </w:r>
-    </w:p>
-    <w:p>
-      <w:pPr>
-        <w:pStyle w:val="a5"/>
-      </w:pPr>
-      <w:r>
-        <w:t>- ГЛАВА 3. Реализация и тестирование приложения</w:t>
-      </w:r>
-    </w:p>
-    <w:p>
-      <w:pPr>
-        <w:pStyle w:val="a5"/>
-      </w:pPr>
-      <w:r>
-        <w:t>- ГЛАВА 4. Расчет экономической эффективности проекта</w:t>
-      </w:r>
-    </w:p>
-    <w:p>
-      <w:pPr>
-        <w:pStyle w:val="a5"/>
-      </w:pPr>
-      <w:r>
-        <w:t>Завершающие разделы: Заключение; Список литературы; Приложения.</w:t>
-      </w:r>
-    </w:p>
-    <w:p>
-      <w:pPr>
-        <w:pStyle w:val="a5"/>
-      </w:pPr>
-      <w:r>
-        <w:t>Рекомендуемый объем основной части: 45-50 страниц без приложений; объем введения: 3-4 страницы.</w:t>
-      </w:r>
-    </w:p>
-    <w:p>
-      <w:pPr>
-        <w:pStyle w:val="a5"/>
-      </w:pPr>
-      <w:r>
-        <w:t>- Во введении следует указывать актуальность, цель, задачи, объект, предмет и организацию или предприятие, на примере которого выполняется работа.</w:t>
-      </w:r>
-    </w:p>
-    <w:p>
-      <w:pPr>
-        <w:pStyle w:val="a5"/>
-      </w:pPr>
-      <w:r>
-        <w:t>- Заключение должно давать ответы на поставленные задачи и краткие выводы по практической значимости.</w:t>
-      </w:r>
-    </w:p>
-    <w:p>
-      <w:pPr>
-        <w:pStyle w:val="a5"/>
-      </w:pPr>
-      <w:r>
-        <w:t>- Экономическая глава для этого профиля является обязательной, а не факультативной.</w:t>
-      </w:r>
-    </w:p>
-    <w:p>
-      <w:pPr>
-        <w:pStyle w:val="a5"/>
-        <w:jc w:val="left"/>
-        <w:outlineLvl w:val="1"/>
-      </w:pPr>
-      <w:bookmarkStart w:id="10" w:name="_Toc224746270"/>
-      <w:r>
-        <w:rPr>
-          <w:b/>
-        </w:rPr>
         <w:t>3.3 Профиль ВКР магистратуры</w:t>
       </w:r>
-      <w:bookmarkEnd w:id="10"/>
+      <w:bookmarkEnd w:id="11"/>
     </w:p>
     <w:p>
       <w:pPr>
@@ -2098,7 +2422,6 @@
         <w:pStyle w:val="a5"/>
       </w:pPr>
       <w:r>
-        <w:lastRenderedPageBreak/>
         <w:t>- 2.9 Заключение</w:t>
       </w:r>
     </w:p>
@@ -2252,6 +2575,7 @@
         <w:pStyle w:val="a5"/>
       </w:pPr>
       <w:r>
+        <w:lastRenderedPageBreak/>
         <w:t>- Допустимо использование ArchiMate при пояснении причин выбора.</w:t>
       </w:r>
     </w:p>
@@ -2261,14 +2585,14 @@
         <w:jc w:val="center"/>
         <w:outlineLvl w:val="0"/>
       </w:pPr>
-      <w:bookmarkStart w:id="11" w:name="_Toc224746271"/>
+      <w:bookmarkStart w:id="12" w:name="_Toc224746460"/>
       <w:r>
         <w:rPr>
           <w:b/>
         </w:rPr>
         <w:t>4. ТАБЛИЦЫ, РИСУНКИ, ПРИЛОЖЕНИЯ И ЛИСТИНГИ</w:t>
       </w:r>
-      <w:bookmarkEnd w:id="11"/>
+      <w:bookmarkEnd w:id="12"/>
     </w:p>
     <w:p>
       <w:pPr>
@@ -2307,7 +2631,6 @@
         <w:pStyle w:val="a5"/>
       </w:pPr>
       <w:r>
-        <w:lastRenderedPageBreak/>
         <w:t>В правом верхнем углу писать 'Приложение А', 'Приложение Б' и далее.</w:t>
       </w:r>
     </w:p>
@@ -2325,14 +2648,14 @@
         <w:jc w:val="center"/>
         <w:outlineLvl w:val="0"/>
       </w:pPr>
-      <w:bookmarkStart w:id="12" w:name="_Toc224746272"/>
+      <w:bookmarkStart w:id="13" w:name="_Toc224746461"/>
       <w:r>
         <w:rPr>
           <w:b/>
         </w:rPr>
         <w:t>5. КОМАНДЫ АВТОМАТИЗАЦИИ WORD</w:t>
       </w:r>
-      <w:bookmarkEnd w:id="12"/>
+      <w:bookmarkEnd w:id="13"/>
     </w:p>
     <w:p>
       <w:pPr>
@@ -2429,6 +2752,7 @@
         <w:jc w:val="left"/>
       </w:pPr>
       <w:r>
+        <w:lastRenderedPageBreak/>
         <w:t>python word_agent_toolkit.py summarize-doc --input tmp/docs/new-note.docx</w:t>
       </w:r>
     </w:p>
@@ -2438,14 +2762,14 @@
         <w:jc w:val="center"/>
         <w:outlineLvl w:val="0"/>
       </w:pPr>
-      <w:bookmarkStart w:id="13" w:name="_Toc224746273"/>
+      <w:bookmarkStart w:id="14" w:name="_Toc224746462"/>
       <w:r>
         <w:rPr>
           <w:b/>
         </w:rPr>
         <w:t>6. ЧЕК-ЛИСТ ПЕРЕД ФИНАЛЬНОЙ СДАЧЕЙ</w:t>
       </w:r>
-      <w:bookmarkEnd w:id="13"/>
+      <w:bookmarkEnd w:id="14"/>
     </w:p>
     <w:p>
       <w:pPr>
@@ -2468,103 +2792,119 @@
         <w:pStyle w:val="a5"/>
       </w:pPr>
       <w:r>
+        <w:t>- В титульных и сопроводительных элементах не подставлены случайные ФИО, вуз, кафедра или иные реквизиты из чужих образцов.</w:t>
+      </w:r>
+    </w:p>
+    <w:p>
+      <w:pPr>
+        <w:pStyle w:val="a5"/>
+      </w:pPr>
+      <w:r>
+        <w:t>- Если реквизиты не были предоставлены, в универсальном шаблоне оставлены понятные плейсхолдеры.</w:t>
+      </w:r>
+    </w:p>
+    <w:p>
+      <w:pPr>
+        <w:pStyle w:val="a5"/>
+      </w:pPr>
+      <w:r>
+        <w:t>- Документ создан именно из пользовательского шаблона .dotm.</w:t>
+      </w:r>
+    </w:p>
+    <w:p>
+      <w:pPr>
+        <w:pStyle w:val="a5"/>
+      </w:pPr>
+      <w:r>
+        <w:t>- Основной текст оформлен Times New Roman 14 pt, межстрочный интервал 1,5, абзац 1,25 см, выравнивание по ширине.</w:t>
+      </w:r>
+    </w:p>
+    <w:p>
+      <w:pPr>
+        <w:pStyle w:val="a5"/>
+      </w:pPr>
+      <w:r>
+        <w:t>- Оглавление оформлено Times New Roman 14 pt, межстрочный интервал 1,5, а не стандартным стилем Word.</w:t>
+      </w:r>
+    </w:p>
+    <w:p>
+      <w:pPr>
+        <w:pStyle w:val="a5"/>
+      </w:pPr>
+      <w:r>
+        <w:t>- Титульный лист и содержание есть, но номера страниц на них не печатаются.</w:t>
+      </w:r>
+    </w:p>
+    <w:p>
+      <w:pPr>
+        <w:pStyle w:val="a5"/>
+      </w:pPr>
+      <w:r>
+        <w:t>- Нумерация видна с введения и расположена внизу справа шрифтом 10 pt.</w:t>
+      </w:r>
+    </w:p>
+    <w:p>
+      <w:pPr>
+        <w:pStyle w:val="a5"/>
+      </w:pPr>
+      <w:r>
+        <w:t>- Каждая глава начинается с новой страницы.</w:t>
+      </w:r>
+    </w:p>
+    <w:p>
+      <w:pPr>
+        <w:pStyle w:val="a5"/>
+      </w:pPr>
+      <w:r>
+        <w:t>- Заголовки глав по центру, полужирные, прописными буквами.</w:t>
+      </w:r>
+    </w:p>
+    <w:p>
+      <w:pPr>
+        <w:pStyle w:val="a5"/>
+      </w:pPr>
+      <w:r>
+        <w:t>- Заголовки параграфов полужирные, строчные с первой прописной.</w:t>
+      </w:r>
+    </w:p>
+    <w:p>
+      <w:pPr>
+        <w:pStyle w:val="a5"/>
+      </w:pPr>
+      <w:r>
+        <w:t>- Все таблицы и рисунки имеют ссылки в тексте и сквозную нумерацию.</w:t>
+      </w:r>
+    </w:p>
+    <w:p>
+      <w:pPr>
+        <w:pStyle w:val="a5"/>
+      </w:pPr>
+      <w:r>
+        <w:t>- Подписи таблиц и рисунков соответствуют методичке.</w:t>
+      </w:r>
+    </w:p>
+    <w:p>
+      <w:pPr>
+        <w:pStyle w:val="a5"/>
+      </w:pPr>
+      <w:r>
+        <w:t>- Приложения начинаются с новой страницы и имеют буквенное обозначение.</w:t>
+      </w:r>
+    </w:p>
+    <w:p>
+      <w:pPr>
+        <w:pStyle w:val="a5"/>
+      </w:pPr>
+      <w:r>
+        <w:t>- Листинги кода вынесены в приложения и снабжены понятными заголовками.</w:t>
+      </w:r>
+    </w:p>
+    <w:p>
+      <w:pPr>
+        <w:pStyle w:val="a5"/>
+      </w:pPr>
+      <w:r>
         <w:lastRenderedPageBreak/>
-        <w:t>- Документ создан именно из пользовательского шаблона .dotm.</w:t>
-      </w:r>
-    </w:p>
-    <w:p>
-      <w:pPr>
-        <w:pStyle w:val="a5"/>
-      </w:pPr>
-      <w:r>
-        <w:t>- Основной текст оформлен Times New Roman 14 pt, межстрочный интервал 1,5, абзац 1,25 см, выравнивание по ширине.</w:t>
-      </w:r>
-    </w:p>
-    <w:p>
-      <w:pPr>
-        <w:pStyle w:val="a5"/>
-      </w:pPr>
-      <w:r>
-        <w:t>- Оглавление оформлено Times New Roman 14 pt, межстрочный интервал 1,5, а не стандартным стилем Word.</w:t>
-      </w:r>
-    </w:p>
-    <w:p>
-      <w:pPr>
-        <w:pStyle w:val="a5"/>
-      </w:pPr>
-      <w:r>
-        <w:t>- Титульный лист и содержание есть, но номера страниц на них не печатаются.</w:t>
-      </w:r>
-    </w:p>
-    <w:p>
-      <w:pPr>
-        <w:pStyle w:val="a5"/>
-      </w:pPr>
-      <w:r>
-        <w:t>- Нумерация видна с введения и расположена внизу справа шрифтом 10 pt.</w:t>
-      </w:r>
-    </w:p>
-    <w:p>
-      <w:pPr>
-        <w:pStyle w:val="a5"/>
-      </w:pPr>
-      <w:r>
-        <w:t>- Каждая глава начинается с новой страницы.</w:t>
-      </w:r>
-    </w:p>
-    <w:p>
-      <w:pPr>
-        <w:pStyle w:val="a5"/>
-      </w:pPr>
-      <w:r>
-        <w:t>- Заголовки глав по центру, полужирные, прописными буквами.</w:t>
-      </w:r>
-    </w:p>
-    <w:p>
-      <w:pPr>
-        <w:pStyle w:val="a5"/>
-      </w:pPr>
-      <w:r>
-        <w:t>- Заголовки параграфов полужирные, строчные с первой прописной.</w:t>
-      </w:r>
-    </w:p>
-    <w:p>
-      <w:pPr>
-        <w:pStyle w:val="a5"/>
-      </w:pPr>
-      <w:r>
-        <w:t>- Все таблицы и рисунки имеют ссылки в тексте и сквозную нумерацию.</w:t>
-      </w:r>
-    </w:p>
-    <w:p>
-      <w:pPr>
-        <w:pStyle w:val="a5"/>
-      </w:pPr>
-      <w:r>
-        <w:t>- Подписи таблиц и рисунков соответствуют методичке.</w:t>
-      </w:r>
-    </w:p>
-    <w:p>
-      <w:pPr>
-        <w:pStyle w:val="a5"/>
-      </w:pPr>
-      <w:r>
-        <w:t>- Приложения начинаются с новой страницы и имеют буквенное обозначение.</w:t>
-      </w:r>
-    </w:p>
-    <w:p>
-      <w:pPr>
-        <w:pStyle w:val="a5"/>
-      </w:pPr>
-      <w:r>
-        <w:t>- Листинги кода вынесены в приложения и снабжены понятными заголовками.</w:t>
-      </w:r>
-    </w:p>
-    <w:p>
-      <w:pPr>
-        <w:pStyle w:val="a5"/>
-      </w:pPr>
-      <w:r>
         <w:t>- Для дипломного проекта СПО сохранена четырехглавая структура с обязательной экономической главой.</w:t>
       </w:r>
     </w:p>
@@ -2598,14 +2938,14 @@
         <w:jc w:val="center"/>
         <w:outlineLvl w:val="0"/>
       </w:pPr>
-      <w:bookmarkStart w:id="14" w:name="_Toc224746274"/>
+      <w:bookmarkStart w:id="15" w:name="_Toc224746463"/>
       <w:r>
         <w:rPr>
           <w:b/>
         </w:rPr>
         <w:t>7. ЗАПРЕТЫ ДЛЯ ИИ</w:t>
       </w:r>
-      <w:bookmarkEnd w:id="14"/>
+      <w:bookmarkEnd w:id="15"/>
     </w:p>
     <w:p>
       <w:pPr>
@@ -2628,7 +2968,22 @@
         <w:pStyle w:val="a5"/>
       </w:pPr>
       <w:r>
-        <w:lastRenderedPageBreak/>
+        <w:t>- Не подставлять конкретные ФИО, название вуза, кафедры, города или группы из методических указаний как значения по умолчанию.</w:t>
+      </w:r>
+    </w:p>
+    <w:p>
+      <w:pPr>
+        <w:pStyle w:val="a5"/>
+      </w:pPr>
+      <w:r>
+        <w:t>- Не превращать универсальный шаблон в документ конкретного вуза, если пользователь не дал соответствующие реквизиты.</w:t>
+      </w:r>
+    </w:p>
+    <w:p>
+      <w:pPr>
+        <w:pStyle w:val="a5"/>
+      </w:pPr>
+      <w:r>
         <w:t>- Не использовать стандартный Word-стиль оглавления с размером меньше 14 pt.</w:t>
       </w:r>
     </w:p>
@@ -4714,7 +5069,7 @@
     <w:autoRedefine/>
     <w:uiPriority w:val="39"/>
     <w:unhideWhenUsed/>
-    <w:rsid w:val="00737926"/>
+    <w:rsid w:val="00936C41"/>
     <w:pPr>
       <w:spacing w:after="100"/>
       <w:ind w:left="220"/>
